--- a/docs/모두의창업_도전신청서.docx
+++ b/docs/모두의창업_도전신청서.docx
@@ -337,7 +337,7 @@
           <w:sz w:val="24"/>
           <w:szCs w:val="24"/>
         </w:rPr>
-        <w:t xml:space="preserve">Q3. </w:t>
+        <w:t xml:space="preserve">Q3-1. </w:t>
       </w:r>
       <w:r>
         <w:rPr>
@@ -497,7 +497,7 @@
           <w:sz w:val="24"/>
           <w:szCs w:val="24"/>
         </w:rPr>
-        <w:t xml:space="preserve">Q4. </w:t>
+        <w:t xml:space="preserve">Q3-2. </w:t>
       </w:r>
       <w:r>
         <w:rPr>
@@ -507,7 +507,7 @@
           <w:sz w:val="24"/>
           <w:szCs w:val="24"/>
         </w:rPr>
-        <w:t xml:space="preserve">아이디어를 어떻게 사업화 하실 계획이신가요?</w:t>
+        <w:t xml:space="preserve">어떻게 수익을 창출하는가?</w:t>
       </w:r>
     </w:p>
     <w:p>
@@ -534,7 +534,128 @@
           <w:sz w:val="21"/>
           <w:szCs w:val="21"/>
         </w:rPr>
-        <w:t xml:space="preserve">먼저 업종 상관없이 쓸 수 있는 빈 양식과 사용설명서를 완성할 생각입니다. 크몽이나 스마트스토어 같은 곳에 5만 원에서 15만 원 사이로 올리려고 합니다. 비싸게 받을 생각은 없습니다. 이건 많이 파는 것보다 쓰는 사장님이 늘어나는 게 중요한 물건입니다. 우선 백 곳 정도에서 써 보시게 하고, 뭐가 불편한지 듣는 게 목표입니다.</w:t>
+        <w:t xml:space="preserve">돈은 세 군데서 나온다고 보고 있습니다.</w:t>
+      </w:r>
+    </w:p>
+    <w:p>
+      <w:pPr>
+        <w:spacing w:after="160" w:line="300"/>
+      </w:pPr>
+      <w:r>
+        <w:rPr>
+          <w:rFonts w:ascii="맑은 고딕" w:cs="맑은 고딕" w:eastAsia="맑은 고딕" w:hAnsi="맑은 고딕"/>
+          <w:sz w:val="21"/>
+          <w:szCs w:val="21"/>
+        </w:rPr>
+        <w:t xml:space="preserve">첫 번째는 양식 자체를 파는 것입니다. 한 번 사면 계속 쓰는 방식으로 5만 원에서 15만 원 사이를 생각하고 있습니다. 식당 하는 사람 입장에서 큰맘 먹지 않고도 한번 사 볼 수 있는 금액이어야 한다고 봤습니다. 사실 이것만으로 크게 벌 생각은 없습니다. 이건 사람들이 일단 써 보게 만드는 문이라고 생각합니다.</w:t>
+      </w:r>
+    </w:p>
+    <w:p>
+      <w:pPr>
+        <w:spacing w:after="160" w:line="300"/>
+      </w:pPr>
+      <w:r>
+        <w:rPr>
+          <w:rFonts w:ascii="맑은 고딕" w:cs="맑은 고딕" w:eastAsia="맑은 고딕" w:hAnsi="맑은 고딕"/>
+          <w:sz w:val="21"/>
+          <w:szCs w:val="21"/>
+        </w:rPr>
+        <w:t xml:space="preserve">두 번째는 업종별 양식입니다. 카페용, 치킨용, 한식용처럼 업종에 맞춰 미리 맞춰 놓은 것을 따로 팝니다. 자기 업종에 맞는 걸 산 분은 처음 세팅하는 데 드는 며칠을 아끼게 되니 기본 양식보다 값을 더 받을 수 있다고 봅니다. 여기에 해마다 바뀌는 것들, 세율이나 배달 수수료 같은 걸 반영한 개정판을 내는 것도 생각하고 있습니다.</w:t>
+      </w:r>
+    </w:p>
+    <w:p>
+      <w:pPr>
+        <w:spacing w:after="160" w:line="300"/>
+      </w:pPr>
+      <w:r>
+        <w:rPr>
+          <w:rFonts w:ascii="맑은 고딕" w:cs="맑은 고딕" w:eastAsia="맑은 고딕" w:hAnsi="맑은 고딕"/>
+          <w:sz w:val="21"/>
+          <w:szCs w:val="21"/>
+        </w:rPr>
+        <w:t xml:space="preserve">세 번째가 제일 크다고 보는데 프랜차이즈 본사입니다. 본사는 가맹점 수십, 수백 곳의 레시피와 원가를 맞춰야 하는데 지금은 대부분 엑셀로 주고받습니다. 본사가 레시피 한 줄만 고치면 전 가맹점 원가가 한꺼번에 다시 계산되는 물건은 제가 아는 한 없습니다. 이건 가맹점 수에 따라 해마다 사용료를 받는 구조로 갈 수 있습니다. 개인 식당 백 곳에 파는 것보다 본사 한 곳을 잡는 쪽이 금액이 큽니다.</w:t>
+      </w:r>
+    </w:p>
+    <w:p>
+      <w:pPr>
+        <w:spacing w:after="160" w:line="300"/>
+      </w:pPr>
+      <w:r>
+        <w:rPr>
+          <w:rFonts w:ascii="맑은 고딕" w:cs="맑은 고딕" w:eastAsia="맑은 고딕" w:hAnsi="맑은 고딕"/>
+          <w:sz w:val="21"/>
+          <w:szCs w:val="21"/>
+        </w:rPr>
+        <w:t xml:space="preserve">그 밖에 매장을 여러 개 하시는 분들을 위한 월 구독형, 그리고 지자체나 상인회에서 하는 소상공인 교육 용역도 수익이 될 수 있다고 봅니다.</w:t>
+      </w:r>
+    </w:p>
+    <w:p>
+      <w:pPr>
+        <w:spacing w:after="160" w:line="300"/>
+      </w:pPr>
+      <w:r>
+        <w:rPr>
+          <w:rFonts w:ascii="맑은 고딕" w:cs="맑은 고딕" w:eastAsia="맑은 고딕" w:hAnsi="맑은 고딕"/>
+          <w:sz w:val="21"/>
+          <w:szCs w:val="21"/>
+        </w:rPr>
+        <w:t xml:space="preserve">정리하면 개인 사장님께는 싸게 팔아서 쓰는 사람을 늘리고, 그렇게 쌓인 신뢰를 들고 프랜차이즈 본사와 거래하는 순서입니다. 처음부터 비싸게 팔 생각은 없습니다. 원가를 모르고 장사하시는 분이 줄어드는 게 먼저고, 돈은 그다음에 따라온다고 생각합니다.</w:t>
+      </w:r>
+    </w:p>
+    <w:p>
+      <w:pPr>
+        <w:pBdr>
+          <w:bottom w:val="single" w:color="C45C1E" w:sz="10" w:space="6"/>
+        </w:pBdr>
+        <w:spacing w:after="40" w:before="380"/>
+      </w:pPr>
+      <w:r>
+        <w:rPr>
+          <w:rFonts w:ascii="맑은 고딕" w:cs="맑은 고딕" w:eastAsia="맑은 고딕" w:hAnsi="맑은 고딕"/>
+          <w:b/>
+          <w:bCs/>
+          <w:color w:val="C45C1E"/>
+          <w:sz w:val="24"/>
+          <w:szCs w:val="24"/>
+        </w:rPr>
+        <w:t xml:space="preserve">Q4. </w:t>
+      </w:r>
+      <w:r>
+        <w:rPr>
+          <w:rFonts w:ascii="맑은 고딕" w:cs="맑은 고딕" w:eastAsia="맑은 고딕" w:hAnsi="맑은 고딕"/>
+          <w:b/>
+          <w:bCs/>
+          <w:sz w:val="24"/>
+          <w:szCs w:val="24"/>
+        </w:rPr>
+        <w:t xml:space="preserve">아이디어를 어떻게 사업화 하실 계획이신가요?</w:t>
+      </w:r>
+    </w:p>
+    <w:p>
+      <w:pPr>
+        <w:spacing w:after="220"/>
+      </w:pPr>
+      <w:r>
+        <w:rPr>
+          <w:rFonts w:ascii="맑은 고딕" w:cs="맑은 고딕" w:eastAsia="맑은 고딕" w:hAnsi="맑은 고딕"/>
+          <w:color w:val="808080"/>
+          <w:sz w:val="17"/>
+          <w:szCs w:val="17"/>
+        </w:rPr>
+        <w:t xml:space="preserve">2,000자 이내</w:t>
+      </w:r>
+    </w:p>
+    <w:p>
+      <w:pPr>
+        <w:spacing w:after="160" w:line="300"/>
+      </w:pPr>
+      <w:r>
+        <w:rPr>
+          <w:rFonts w:ascii="맑은 고딕" w:cs="맑은 고딕" w:eastAsia="맑은 고딕" w:hAnsi="맑은 고딕"/>
+          <w:sz w:val="21"/>
+          <w:szCs w:val="21"/>
+        </w:rPr>
+        <w:t xml:space="preserve">먼저 업종 상관없이 쓸 수 있는 빈 양식과 사용설명서를 완성할 생각입니다. 완성되면 크몽이나 스마트스토어 같은 곳에 올리려고 합니다. 처음 여섯 달은 파는 것보다 백 곳 정도에서 실제로 써 보시게 하고 뭐가 불편한지 듣는 데 쓸 생각입니다. 제 가게 하나로 맞춘 것이라 다른 업종에서는 분명히 안 맞는 부분이 나올 겁니다.</w:t>
       </w:r>
     </w:p>
     <w:p>
@@ -574,19 +695,6 @@
           <w:szCs w:val="21"/>
         </w:rPr>
         <w:t xml:space="preserve">좀 더 가면 프랜차이즈 본사 쪽을 보고 있습니다. 본사가 레시피를 바꾸면 전국 가맹점 원가가 한 번에 다시 계산되는 구조는 지금 없는 걸로 압니다. 가맹점 레시피와 원가를 맞추는 용도로 본사에 라이선스를 파는 것이 목표입니다. 여러 매장을 하시는 분들을 위한 온라인 버전, 식자재 납품 단가와 연결해서 "양파값이 올라서 이 메뉴가 적자가 됐습니다" 하고 알려주는 기능도 생각하고 있습니다.</w:t>
-      </w:r>
-    </w:p>
-    <w:p>
-      <w:pPr>
-        <w:spacing w:after="160" w:line="300"/>
-      </w:pPr>
-      <w:r>
-        <w:rPr>
-          <w:rFonts w:ascii="맑은 고딕" w:cs="맑은 고딕" w:eastAsia="맑은 고딕" w:hAnsi="맑은 고딕"/>
-          <w:sz w:val="21"/>
-          <w:szCs w:val="21"/>
-        </w:rPr>
-        <w:t xml:space="preserve">수익은 처음엔 양식 판매로, 그다음은 업종별 양식으로, 나중에는 본사 대상 라이선스로 만들 생각입니다.</w:t>
       </w:r>
     </w:p>
     <w:p>

--- a/docs/모두의창업_도전신청서.docx
+++ b/docs/모두의창업_도전신청서.docx
@@ -618,7 +618,7 @@
           <w:sz w:val="24"/>
           <w:szCs w:val="24"/>
         </w:rPr>
-        <w:t xml:space="preserve">Q4. </w:t>
+        <w:t xml:space="preserve">Q4-1. </w:t>
       </w:r>
       <w:r>
         <w:rPr>
@@ -708,6 +708,127 @@
           <w:szCs w:val="21"/>
         </w:rPr>
         <w:t xml:space="preserve">마지막으로 한마디 덧붙이자면, 저는 이 문제를 직접 겪은 사람입니다. 제 가게 배달 포장재 값이 원가에서 빠져 있다는 걸 몇 년 만에 알았습니다. 제 주변에도 같은 상태로 장사하시는 분들이 많습니다. 얼마 남는지도 모르고 팔다가 문 닫는 일을 조금이라도 줄이는 것, 그게 제가 이걸 하려는 이유입니다.</w:t>
+      </w:r>
+    </w:p>
+    <w:p>
+      <w:pPr>
+        <w:pBdr>
+          <w:bottom w:val="single" w:color="C45C1E" w:sz="10" w:space="6"/>
+        </w:pBdr>
+        <w:spacing w:after="40" w:before="380"/>
+      </w:pPr>
+      <w:r>
+        <w:rPr>
+          <w:rFonts w:ascii="맑은 고딕" w:cs="맑은 고딕" w:eastAsia="맑은 고딕" w:hAnsi="맑은 고딕"/>
+          <w:b/>
+          <w:bCs/>
+          <w:color w:val="C45C1E"/>
+          <w:sz w:val="24"/>
+          <w:szCs w:val="24"/>
+        </w:rPr>
+        <w:t xml:space="preserve">Q4-2. </w:t>
+      </w:r>
+      <w:r>
+        <w:rPr>
+          <w:rFonts w:ascii="맑은 고딕" w:cs="맑은 고딕" w:eastAsia="맑은 고딕" w:hAnsi="맑은 고딕"/>
+          <w:b/>
+          <w:bCs/>
+          <w:sz w:val="24"/>
+          <w:szCs w:val="24"/>
+        </w:rPr>
+        <w:t xml:space="preserve">책임멘토를 통해 어떤 도움을 받고 싶은가?</w:t>
+      </w:r>
+    </w:p>
+    <w:p>
+      <w:pPr>
+        <w:spacing w:after="220"/>
+      </w:pPr>
+      <w:r>
+        <w:rPr>
+          <w:rFonts w:ascii="맑은 고딕" w:cs="맑은 고딕" w:eastAsia="맑은 고딕" w:hAnsi="맑은 고딕"/>
+          <w:color w:val="808080"/>
+          <w:sz w:val="17"/>
+          <w:szCs w:val="17"/>
+        </w:rPr>
+        <w:t xml:space="preserve">2,000자 이내</w:t>
+      </w:r>
+    </w:p>
+    <w:p>
+      <w:pPr>
+        <w:spacing w:after="160" w:line="300"/>
+      </w:pPr>
+      <w:r>
+        <w:rPr>
+          <w:rFonts w:ascii="맑은 고딕" w:cs="맑은 고딕" w:eastAsia="맑은 고딕" w:hAnsi="맑은 고딕"/>
+          <w:sz w:val="21"/>
+          <w:szCs w:val="21"/>
+        </w:rPr>
+        <w:t xml:space="preserve">솔직하게 말씀드리면 저는 식당 하는 사람이지 사업하는 사람이 아닙니다. 물건은 제 손으로 만들었는데, 이걸 어떻게 팔아야 하는지는 거의 모릅니다. 멘토님께 받고 싶은 도움은 크게 세 가지입니다.</w:t>
+      </w:r>
+    </w:p>
+    <w:p>
+      <w:pPr>
+        <w:spacing w:after="160" w:line="300"/>
+      </w:pPr>
+      <w:r>
+        <w:rPr>
+          <w:rFonts w:ascii="맑은 고딕" w:cs="맑은 고딕" w:eastAsia="맑은 고딕" w:hAnsi="맑은 고딕"/>
+          <w:sz w:val="21"/>
+          <w:szCs w:val="21"/>
+        </w:rPr>
+        <w:t xml:space="preserve">첫째, 값을 어떻게 매겨야 할지 모르겠습니다. 지금은 5만 원에서 15만 원 사이라고 적어 놓았지만 솔직히 근거가 없습니다. 제가 들인 시간으로 따지면 훨씬 비싸야 하는데, 식당 하는 사람 입장에서 생각하면 십만 원도 큰돈입니다. 싸게 팔아 많이 쓰게 하는 게 맞는지, 제값 받고 제대로 관리해 드리는 게 맞는지 판단이 안 섭니다.</w:t>
+      </w:r>
+    </w:p>
+    <w:p>
+      <w:pPr>
+        <w:spacing w:after="160" w:line="300"/>
+      </w:pPr>
+      <w:r>
+        <w:rPr>
+          <w:rFonts w:ascii="맑은 고딕" w:cs="맑은 고딕" w:eastAsia="맑은 고딕" w:hAnsi="맑은 고딕"/>
+          <w:sz w:val="21"/>
+          <w:szCs w:val="21"/>
+        </w:rPr>
+        <w:t xml:space="preserve">둘째, 프랜차이즈 본사에 어떻게 들어가는지 모릅니다. 저는 본사 쪽에 아는 사람이 한 명도 없습니다. 이런 곳은 누구를 찾아가 무슨 말부터 꺼내야 하는지, 만든 것을 들고 가면 되는지 제안서를 써야 하는지조차 감이 없습니다. 이 부분은 경험 있는 분이 한 번만 길을 잡아 주셔도 몇 달은 아낄 것 같습니다.</w:t>
+      </w:r>
+    </w:p>
+    <w:p>
+      <w:pPr>
+        <w:spacing w:after="160" w:line="300"/>
+      </w:pPr>
+      <w:r>
+        <w:rPr>
+          <w:rFonts w:ascii="맑은 고딕" w:cs="맑은 고딕" w:eastAsia="맑은 고딕" w:hAnsi="맑은 고딕"/>
+          <w:sz w:val="21"/>
+          <w:szCs w:val="21"/>
+        </w:rPr>
+        <w:t xml:space="preserve">셋째, 남의 레시피를 다루는 일이라 책임 문제가 걱정됩니다. 레시피는 식당 입장에서 가장 중요한 영업비밀입니다. 지금은 쓰시는 분 컴퓨터 안에만 저장되도록 만들어 두었지만, 나중에 온라인으로 가면 사고가 났을 때 누가 어디까지 책임지는지 정리가 되어 있어야 합니다. 약관이나 계약서를 어떻게 써야 하는지 도움이 필요합니다.</w:t>
+      </w:r>
+    </w:p>
+    <w:p>
+      <w:pPr>
+        <w:spacing w:after="160" w:line="300"/>
+      </w:pPr>
+      <w:r>
+        <w:rPr>
+          <w:rFonts w:ascii="맑은 고딕" w:cs="맑은 고딕" w:eastAsia="맑은 고딕" w:hAnsi="맑은 고딕"/>
+          <w:sz w:val="21"/>
+          <w:szCs w:val="21"/>
+        </w:rPr>
+        <w:t xml:space="preserve">한 가지 더 있다면, 저는 지금 식당을 하면서 혼자 이걸 만들고 있습니다. 더 키우려면 사람이 필요할 텐데 어떤 사람을 어떤 조건으로 구해야 하는지 모릅니다.</w:t>
+      </w:r>
+    </w:p>
+    <w:p>
+      <w:pPr>
+        <w:spacing w:after="160" w:line="300"/>
+      </w:pPr>
+      <w:r>
+        <w:rPr>
+          <w:rFonts w:ascii="맑은 고딕" w:cs="맑은 고딕" w:eastAsia="맑은 고딕" w:hAnsi="맑은 고딕"/>
+          <w:sz w:val="21"/>
+          <w:szCs w:val="21"/>
+        </w:rPr>
+        <w:t xml:space="preserve">반대로 제품 자체나 계산 방식은 도움이 필요하지 않다고 생각합니다. 그건 제가 매일 쓰는 것이고 누구보다 잘 압니다. 제가 모르는 것은 이걸 제 가게 밖으로 내보내는 방법입니다.</w:t>
       </w:r>
     </w:p>
     <w:p>

--- a/docs/모두의창업_도전신청서.docx
+++ b/docs/모두의창업_도전신청서.docx
@@ -829,6 +829,235 @@
           <w:szCs w:val="21"/>
         </w:rPr>
         <w:t xml:space="preserve">반대로 제품 자체나 계산 방식은 도움이 필요하지 않다고 생각합니다. 그건 제가 매일 쓰는 것이고 누구보다 잘 압니다. 제가 모르는 것은 이걸 제 가게 밖으로 내보내는 방법입니다.</w:t>
+      </w:r>
+    </w:p>
+    <w:p>
+      <w:pPr>
+        <w:pBdr>
+          <w:bottom w:val="single" w:color="C45C1E" w:sz="10" w:space="6"/>
+        </w:pBdr>
+        <w:spacing w:after="40" w:before="380"/>
+      </w:pPr>
+      <w:r>
+        <w:rPr>
+          <w:rFonts w:ascii="맑은 고딕" w:cs="맑은 고딕" w:eastAsia="맑은 고딕" w:hAnsi="맑은 고딕"/>
+          <w:b/>
+          <w:bCs/>
+          <w:color w:val="C45C1E"/>
+          <w:sz w:val="24"/>
+          <w:szCs w:val="24"/>
+        </w:rPr>
+        <w:t xml:space="preserve">Q5-1. </w:t>
+      </w:r>
+      <w:r>
+        <w:rPr>
+          <w:rFonts w:ascii="맑은 고딕" w:cs="맑은 고딕" w:eastAsia="맑은 고딕" w:hAnsi="맑은 고딕"/>
+          <w:b/>
+          <w:bCs/>
+          <w:sz w:val="24"/>
+          <w:szCs w:val="24"/>
+        </w:rPr>
+        <w:t xml:space="preserve">아이디어를 사업화시킬 수 있는 본인의 역량을 설명해 주세요</w:t>
+      </w:r>
+    </w:p>
+    <w:p>
+      <w:pPr>
+        <w:spacing w:after="220"/>
+      </w:pPr>
+      <w:r>
+        <w:rPr>
+          <w:rFonts w:ascii="맑은 고딕" w:cs="맑은 고딕" w:eastAsia="맑은 고딕" w:hAnsi="맑은 고딕"/>
+          <w:color w:val="808080"/>
+          <w:sz w:val="17"/>
+          <w:szCs w:val="17"/>
+        </w:rPr>
+        <w:t xml:space="preserve">2,000자 이내</w:t>
+      </w:r>
+    </w:p>
+    <w:p>
+      <w:pPr>
+        <w:spacing w:after="160" w:line="300"/>
+      </w:pPr>
+      <w:r>
+        <w:rPr>
+          <w:rFonts w:ascii="맑은 고딕" w:cs="맑은 고딕" w:eastAsia="맑은 고딕" w:hAnsi="맑은 고딕"/>
+          <w:sz w:val="21"/>
+          <w:szCs w:val="21"/>
+        </w:rPr>
+        <w:t xml:space="preserve">제 가장 큰 무기는 제가 이 프로그램의 첫 번째 손님이라는 점입니다. 보통은 창업하는 사람이 고객을 머릿속으로 그려 가며 만드는데, 저는 제가 겪은 문제를 풀려고 만들었고 지금도 매일 제 가게에서 씁니다. 불편한 게 있으면 그날 저녁에 바로 압니다.</w:t>
+      </w:r>
+    </w:p>
+    <w:p>
+      <w:pPr>
+        <w:spacing w:after="160" w:line="300"/>
+      </w:pPr>
+      <w:r>
+        <w:rPr>
+          <w:rFonts w:ascii="맑은 고딕" w:cs="맑은 고딕" w:eastAsia="맑은 고딕" w:hAnsi="맑은 고딕"/>
+          <w:sz w:val="21"/>
+          <w:szCs w:val="21"/>
+        </w:rPr>
+        <w:t xml:space="preserve">두 번째는 이미 만들어 놓았다는 것입니다. 그림이나 계획서가 아니라 메뉴 87개, 식재료 118개를 넣고 실제로 돌아가는 물건이 있습니다. 만드는 김에 계산이 맞는지도 확인했습니다. 프로그램이 뽑아내는 엑셀의 수식 2,575개를 자동으로 계산해 오류가 없는지 봤고, 화면 숫자와 엑셀 숫자가 652군데 전부 같은지도 맞춰 봤습니다.</w:t>
+      </w:r>
+    </w:p>
+    <w:p>
+      <w:pPr>
+        <w:spacing w:after="160" w:line="300"/>
+      </w:pPr>
+      <w:r>
+        <w:rPr>
+          <w:rFonts w:ascii="맑은 고딕" w:cs="맑은 고딕" w:eastAsia="맑은 고딕" w:hAnsi="맑은 고딕"/>
+          <w:sz w:val="21"/>
+          <w:szCs w:val="21"/>
+        </w:rPr>
+        <w:t xml:space="preserve">세 번째는 현장 말을 안다는 것입니다. 주방에서는 "닭가슴살"이라고 부르는 것이 거래명세서에는 전혀 다른 이름으로 찍혀 나옵니다. 주방 말과 발주 말이 다르다는 걸 아는 사람은 주방에 서 본 사람뿐입니다. 밖에서 온 개발자는 이걸 모릅니다. 지금 나와 있는 원가 프로그램들이 현장에서 안 쓰이는 이유가 여기에 있다고 생각합니다.</w:t>
+      </w:r>
+    </w:p>
+    <w:p>
+      <w:pPr>
+        <w:spacing w:after="160" w:line="300"/>
+      </w:pPr>
+      <w:r>
+        <w:rPr>
+          <w:rFonts w:ascii="맑은 고딕" w:cs="맑은 고딕" w:eastAsia="맑은 고딕" w:hAnsi="맑은 고딕"/>
+          <w:sz w:val="21"/>
+          <w:szCs w:val="21"/>
+        </w:rPr>
+        <w:t xml:space="preserve">네 번째는 시험해 볼 곳이 이미 있다는 것입니다. 새 기능을 만들면 다음 날 제 주방에서 바로 써 보고 고칠 수 있습니다. 보통은 써 줄 사람부터 찾아야 하는데 저는 그 단계를 건너뜁니다. 주변이 전부 식당 하는 분들이라 처음 백 곳을 모으는 것도 남보다는 수월할 거라고 봅니다.</w:t>
+      </w:r>
+    </w:p>
+    <w:p>
+      <w:pPr>
+        <w:spacing w:after="160" w:line="300"/>
+      </w:pPr>
+      <w:r>
+        <w:rPr>
+          <w:rFonts w:ascii="맑은 고딕" w:cs="맑은 고딕" w:eastAsia="맑은 고딕" w:hAnsi="맑은 고딕"/>
+          <w:sz w:val="21"/>
+          <w:szCs w:val="21"/>
+        </w:rPr>
+        <w:t xml:space="preserve">마지막으로 저는 중간에 놓지 않습니다. 받아 쓴 엑셀이 틀렸다는 걸 알았을 때 그냥 예전처럼 감으로 돌아갈 수도 있었습니다. 그런데 몇 달을 들여 직접 만들었습니다.</w:t>
+      </w:r>
+    </w:p>
+    <w:p>
+      <w:pPr>
+        <w:spacing w:after="160" w:line="300"/>
+      </w:pPr>
+      <w:r>
+        <w:rPr>
+          <w:rFonts w:ascii="맑은 고딕" w:cs="맑은 고딕" w:eastAsia="맑은 고딕" w:hAnsi="맑은 고딕"/>
+          <w:sz w:val="21"/>
+          <w:szCs w:val="21"/>
+        </w:rPr>
+        <w:t xml:space="preserve">부족한 것도 압니다. 물건을 팔아 본 적이 없고 회계나 계약 쪽은 약합니다. 그 부분은 멘토님과, 그리고 같이 일할 사람이 있어야 메울 수 있다고 생각합니다.</w:t>
+      </w:r>
+    </w:p>
+    <w:p>
+      <w:pPr>
+        <w:pBdr>
+          <w:bottom w:val="single" w:color="C45C1E" w:sz="10" w:space="6"/>
+        </w:pBdr>
+        <w:spacing w:after="40" w:before="380"/>
+      </w:pPr>
+      <w:r>
+        <w:rPr>
+          <w:rFonts w:ascii="맑은 고딕" w:cs="맑은 고딕" w:eastAsia="맑은 고딕" w:hAnsi="맑은 고딕"/>
+          <w:b/>
+          <w:bCs/>
+          <w:color w:val="C45C1E"/>
+          <w:sz w:val="24"/>
+          <w:szCs w:val="24"/>
+        </w:rPr>
+        <w:t xml:space="preserve">Q5-2. </w:t>
+      </w:r>
+      <w:r>
+        <w:rPr>
+          <w:rFonts w:ascii="맑은 고딕" w:cs="맑은 고딕" w:eastAsia="맑은 고딕" w:hAnsi="맑은 고딕"/>
+          <w:b/>
+          <w:bCs/>
+          <w:sz w:val="24"/>
+          <w:szCs w:val="24"/>
+        </w:rPr>
+        <w:t xml:space="preserve">팀원이 필요하다면 몇 명 정도 생각하시나요?</w:t>
+      </w:r>
+    </w:p>
+    <w:p>
+      <w:pPr>
+        <w:spacing w:after="220"/>
+      </w:pPr>
+      <w:r>
+        <w:rPr>
+          <w:rFonts w:ascii="맑은 고딕" w:cs="맑은 고딕" w:eastAsia="맑은 고딕" w:hAnsi="맑은 고딕"/>
+          <w:color w:val="808080"/>
+          <w:sz w:val="17"/>
+          <w:szCs w:val="17"/>
+        </w:rPr>
+        <w:t xml:space="preserve">2,000자 이내</w:t>
+      </w:r>
+    </w:p>
+    <w:p>
+      <w:pPr>
+        <w:spacing w:after="160" w:line="300"/>
+      </w:pPr>
+      <w:r>
+        <w:rPr>
+          <w:rFonts w:ascii="맑은 고딕" w:cs="맑은 고딕" w:eastAsia="맑은 고딕" w:hAnsi="맑은 고딕"/>
+          <w:sz w:val="21"/>
+          <w:szCs w:val="21"/>
+        </w:rPr>
+        <w:t xml:space="preserve">당장은 사람을 많이 쓸 생각이 없습니다. 아직 백 곳 정도에서 써 보시게 하고 뭐가 불편한지 듣는 단계인데, 그 전에 사람부터 늘리면 돈만 나간다고 봅니다.</w:t>
+      </w:r>
+    </w:p>
+    <w:p>
+      <w:pPr>
+        <w:spacing w:after="160" w:line="300"/>
+      </w:pPr>
+      <w:r>
+        <w:rPr>
+          <w:rFonts w:ascii="맑은 고딕" w:cs="맑은 고딕" w:eastAsia="맑은 고딕" w:hAnsi="맑은 고딕"/>
+          <w:sz w:val="21"/>
+          <w:szCs w:val="21"/>
+        </w:rPr>
+        <w:t xml:space="preserve">앞으로 여섯 달 정도는 제가 혼자 하면서 디자인이나 번역처럼 잘라서 맡길 수 있는 일만 외주로 돌릴 생각입니다.</w:t>
+      </w:r>
+    </w:p>
+    <w:p>
+      <w:pPr>
+        <w:spacing w:after="160" w:line="300"/>
+      </w:pPr>
+      <w:r>
+        <w:rPr>
+          <w:rFonts w:ascii="맑은 고딕" w:cs="맑은 고딕" w:eastAsia="맑은 고딕" w:hAnsi="맑은 고딕"/>
+          <w:sz w:val="21"/>
+          <w:szCs w:val="21"/>
+        </w:rPr>
+        <w:t xml:space="preserve">그다음에 제일 먼저 구하고 싶은 사람은 개발자 한 명입니다. 지금은 제가 식당을 하면서 틈틈이 만들다 보니 속도가 안 납니다. 업종별 양식을 늘리고 온라인 버전까지 가려면 이 일만 하는 사람이 있어야 합니다.</w:t>
+      </w:r>
+    </w:p>
+    <w:p>
+      <w:pPr>
+        <w:spacing w:after="160" w:line="300"/>
+      </w:pPr>
+      <w:r>
+        <w:rPr>
+          <w:rFonts w:ascii="맑은 고딕" w:cs="맑은 고딕" w:eastAsia="맑은 고딕" w:hAnsi="맑은 고딕"/>
+          <w:sz w:val="21"/>
+          <w:szCs w:val="21"/>
+        </w:rPr>
+        <w:t xml:space="preserve">프랜차이즈 본사 이야기가 실제로 오가기 시작하면 영업하는 사람 한 명을 더 생각하고 있습니다. 저는 본사 쪽에 아는 사람이 없고 그쪽에서 쓰는 말도 모릅니다.</w:t>
+      </w:r>
+    </w:p>
+    <w:p>
+      <w:pPr>
+        <w:spacing w:after="160" w:line="300"/>
+      </w:pPr>
+      <w:r>
+        <w:rPr>
+          <w:rFonts w:ascii="맑은 고딕" w:cs="맑은 고딕" w:eastAsia="맑은 고딕" w:hAnsi="맑은 고딕"/>
+          <w:sz w:val="21"/>
+          <w:szCs w:val="21"/>
+        </w:rPr>
+        <w:t xml:space="preserve">정리하면 저까지 세 명입니다. 지금은 저 혼자, 여섯 달쯤 뒤에 개발자 한 명, 그 뒤에 영업 한 명. 더 늘리는 것은 매출이 나오는 걸 보고 정하겠습니다.</w:t>
       </w:r>
     </w:p>
     <w:p>
